--- a/教学实施资料/03-Python程序设计-项目实战/分层工单/W05_P3_产线KPI仪表盘与自分层工单.docx
+++ b/教学实施资料/03-Python程序设计-项目实战/分层工单/W05_P3_产线KPI仪表盘与自分层工单.docx
@@ -263,6 +263,803 @@
         </w:tc>
       </w:tr>
     </w:tbl>
+    <w:p>
+      <w:pPr>
+        <w:spacing w:before="200" w:after="80"/>
+        <w:pBdr>
+          <w:bottom w:val="single" w:sz="8" w:color="0545E8"/>
+        </w:pBdr>
+      </w:pPr>
+      <w:r>
+        <w:rPr>
+          <w:rFonts w:ascii="Times New Roman" w:hAnsi="Times New Roman" w:eastAsia="黑体"/>
+          <w:b/>
+          <w:color w:val="C04A0A"/>
+          <w:sz w:val="24"/>
+        </w:rPr>
+        <w:t>〇、知识精讲·四要素详解（V1.2深度版·与授课PPT同源）</w:t>
+      </w:r>
+    </w:p>
+    <w:p>
+      <w:pPr>
+        <w:spacing w:before="0" w:after="20"/>
+      </w:pPr>
+      <w:r>
+        <w:rPr>
+          <w:rFonts w:ascii="Times New Roman" w:hAnsi="Times New Roman" w:eastAsia="宋体"/>
+          <w:b/>
+          <w:color w:val="010328"/>
+          <w:sz w:val="22"/>
+        </w:rPr>
+        <w:t>B01 Streamlit脚本式交互</w:t>
+      </w:r>
+    </w:p>
+    <w:p>
+      <w:pPr>
+        <w:spacing w:before="0" w:after="40"/>
+      </w:pPr>
+      <w:r>
+        <w:rPr>
+          <w:rFonts w:ascii="Times New Roman" w:hAnsi="Times New Roman" w:eastAsia="宋体"/>
+          <w:b w:val="0"/>
+          <w:sz w:val="21"/>
+        </w:rPr>
+        <w:t>1. 定义：Streamlit=整页重放的幻灯片：每次点交互从头跑一遍脚本</w:t>
+      </w:r>
+    </w:p>
+    <w:p>
+      <w:pPr>
+        <w:spacing w:before="0" w:after="40"/>
+      </w:pPr>
+      <w:r>
+        <w:rPr>
+          <w:rFonts w:ascii="Times New Roman" w:hAnsi="Times New Roman" w:eastAsia="宋体"/>
+          <w:b w:val="0"/>
+          <w:sz w:val="21"/>
+        </w:rPr>
+        <w:t>2. 使用场景：零前端基础出交互页面——数据分析师的浏览器</w:t>
+      </w:r>
+    </w:p>
+    <w:p>
+      <w:pPr>
+        <w:spacing w:before="0" w:after="40"/>
+      </w:pPr>
+      <w:r>
+        <w:rPr>
+          <w:rFonts w:ascii="Times New Roman" w:hAnsi="Times New Roman" w:eastAsia="宋体"/>
+          <w:b w:val="0"/>
+          <w:sz w:val="21"/>
+        </w:rPr>
+        <w:t>3. 应用实例：st.title('产线KPI'); st.sidebar.selectbox('设备', devs)</w:t>
+      </w:r>
+    </w:p>
+    <w:p>
+      <w:pPr>
+        <w:spacing w:before="0" w:after="40"/>
+      </w:pPr>
+      <w:r>
+        <w:rPr>
+          <w:rFonts w:ascii="Times New Roman" w:hAnsi="Times New Roman" w:eastAsia="宋体"/>
+          <w:b w:val="0"/>
+          <w:sz w:val="21"/>
+        </w:rPr>
+        <w:t>4. 扩展与误区：误区：用Web框架思维写全局状态——重跑虽笨但可预测，cache治重算</w:t>
+      </w:r>
+    </w:p>
+    <w:p>
+      <w:pPr>
+        <w:spacing w:before="0" w:after="40"/>
+      </w:pPr>
+      <w:r>
+        <w:rPr>
+          <w:rFonts w:ascii="Times New Roman" w:hAnsi="Times New Roman" w:eastAsia="宋体"/>
+          <w:b w:val="0"/>
+          <w:sz w:val="21"/>
+        </w:rPr>
+        <w:t>5. 原理：Streamlit脚本式交互：从上到下执行一遍=渲染一次，控件改值→整脚本重跑——没有回调没有路由，写脚本即写应用</w:t>
+      </w:r>
+    </w:p>
+    <w:p>
+      <w:pPr>
+        <w:spacing w:before="0" w:after="40"/>
+      </w:pPr>
+      <w:r>
+        <w:rPr>
+          <w:rFonts w:ascii="Times New Roman" w:hAnsi="Times New Roman" w:eastAsia="宋体"/>
+          <w:b w:val="0"/>
+          <w:sz w:val="21"/>
+        </w:rPr>
+        <w:t>6. 判断依据：数据科学 demo/内部仪表盘从想法到上线一小时——不用学前端框架（React/Vue）的捷径</w:t>
+      </w:r>
+    </w:p>
+    <w:p>
+      <w:pPr>
+        <w:spacing w:before="0" w:after="40"/>
+      </w:pPr>
+      <w:r>
+        <w:rPr>
+          <w:rFonts w:ascii="Times New Roman" w:hAnsi="Times New Roman" w:eastAsia="宋体"/>
+          <w:b w:val="0"/>
+          <w:sz w:val="21"/>
+        </w:rPr>
+        <w:t>7. 逐行解释：st.title('产线驾驶舱') 标题；st.slider('阈值',0,100,80) 滑块；st.line_chart(df) 图——纯Python顺序写，保存即热更新浏览器</w:t>
+      </w:r>
+    </w:p>
+    <w:p>
+      <w:pPr>
+        <w:spacing w:before="0" w:after="40"/>
+      </w:pPr>
+      <w:r>
+        <w:rPr>
+          <w:rFonts w:ascii="Times New Roman" w:hAnsi="Times New Roman" w:eastAsia="宋体"/>
+          <w:b w:val="0"/>
+          <w:sz w:val="21"/>
+        </w:rPr>
+        <w:t>8. 进阶优化：st.session_state跨重跑存状态；st.cache_data缓存下一节；fragment局部刷新（进阶性能优化）</w:t>
+      </w:r>
+    </w:p>
+    <w:p>
+      <w:pPr>
+        <w:spacing w:before="0" w:after="0"/>
+      </w:pPr>
+      <w:r>
+        <w:rPr>
+          <w:rFonts w:ascii="Times New Roman" w:hAnsi="Times New Roman" w:eastAsia="宋体"/>
+          <w:b w:val="0"/>
+          <w:sz w:val="12"/>
+        </w:rPr>
+      </w:r>
+    </w:p>
+    <w:p>
+      <w:pPr>
+        <w:spacing w:before="0" w:after="20"/>
+      </w:pPr>
+      <w:r>
+        <w:rPr>
+          <w:rFonts w:ascii="Times New Roman" w:hAnsi="Times New Roman" w:eastAsia="宋体"/>
+          <w:b/>
+          <w:color w:val="010328"/>
+          <w:sz w:val="22"/>
+        </w:rPr>
+        <w:t>B02 cache缓存</w:t>
+      </w:r>
+    </w:p>
+    <w:p>
+      <w:pPr>
+        <w:spacing w:before="0" w:after="40"/>
+      </w:pPr>
+      <w:r>
+        <w:rPr>
+          <w:rFonts w:ascii="Times New Roman" w:hAnsi="Times New Roman" w:eastAsia="宋体"/>
+          <w:b w:val="0"/>
+          <w:sz w:val="21"/>
+        </w:rPr>
+        <w:t>1. 定义：@st.cache_data=给函数盖'已算'章：参数不变直接取上次结果</w:t>
+      </w:r>
+    </w:p>
+    <w:p>
+      <w:pPr>
+        <w:spacing w:before="0" w:after="40"/>
+      </w:pPr>
+      <w:r>
+        <w:rPr>
+          <w:rFonts w:ascii="Times New Roman" w:hAnsi="Times New Roman" w:eastAsia="宋体"/>
+          <w:b w:val="0"/>
+          <w:sz w:val="21"/>
+        </w:rPr>
+        <w:t>2. 使用场景：读库/重计算函数加缓存——交互秒开</w:t>
+      </w:r>
+    </w:p>
+    <w:p>
+      <w:pPr>
+        <w:spacing w:before="0" w:after="40"/>
+      </w:pPr>
+      <w:r>
+        <w:rPr>
+          <w:rFonts w:ascii="Times New Roman" w:hAnsi="Times New Roman" w:eastAsia="宋体"/>
+          <w:b w:val="0"/>
+          <w:sz w:val="21"/>
+        </w:rPr>
+        <w:t>3. 应用实例：@st.cache_data def load(): return pd.read_sql(…)</w:t>
+      </w:r>
+    </w:p>
+    <w:p>
+      <w:pPr>
+        <w:spacing w:before="0" w:after="40"/>
+      </w:pPr>
+      <w:r>
+        <w:rPr>
+          <w:rFonts w:ascii="Times New Roman" w:hAnsi="Times New Roman" w:eastAsia="宋体"/>
+          <w:b w:val="0"/>
+          <w:sz w:val="21"/>
+        </w:rPr>
+        <w:t>4. 扩展与误区：误区：数据更新了还拿旧缓存——记得clear或设TTL过期时间</w:t>
+      </w:r>
+    </w:p>
+    <w:p>
+      <w:pPr>
+        <w:spacing w:before="0" w:after="40"/>
+      </w:pPr>
+      <w:r>
+        <w:rPr>
+          <w:rFonts w:ascii="Times New Roman" w:hAnsi="Times New Roman" w:eastAsia="宋体"/>
+          <w:b w:val="0"/>
+          <w:sz w:val="21"/>
+        </w:rPr>
+        <w:t>5. 原理：@st.cache_data把函数结果缓存：同参数再调用直接取缓存跳过计算——10秒的查询第二次秒开</w:t>
+      </w:r>
+    </w:p>
+    <w:p>
+      <w:pPr>
+        <w:spacing w:before="0" w:after="40"/>
+      </w:pPr>
+      <w:r>
+        <w:rPr>
+          <w:rFonts w:ascii="Times New Roman" w:hAnsi="Times New Roman" w:eastAsia="宋体"/>
+          <w:b w:val="0"/>
+          <w:sz w:val="21"/>
+        </w:rPr>
+        <w:t>6. 判断依据：读CSV/算KPI这类'输入不变结果不变'的函数统统加缓存——仪表盘流畅的秘密</w:t>
+      </w:r>
+    </w:p>
+    <w:p>
+      <w:pPr>
+        <w:spacing w:before="0" w:after="40"/>
+      </w:pPr>
+      <w:r>
+        <w:rPr>
+          <w:rFonts w:ascii="Times New Roman" w:hAnsi="Times New Roman" w:eastAsia="宋体"/>
+          <w:b w:val="0"/>
+          <w:sz w:val="21"/>
+        </w:rPr>
+        <w:t>7. 逐行解释：@st.cache_data def load(): return pd.read_csv('big.csv') 首跑算10s；改滑块触发重跑时load()直接命中缓存——重渲染不重算</w:t>
+      </w:r>
+    </w:p>
+    <w:p>
+      <w:pPr>
+        <w:spacing w:before="0" w:after="40"/>
+      </w:pPr>
+      <w:r>
+        <w:rPr>
+          <w:rFonts w:ascii="Times New Roman" w:hAnsi="Times New Roman" w:eastAsia="宋体"/>
+          <w:b w:val="0"/>
+          <w:sz w:val="21"/>
+        </w:rPr>
+        <w:t>8. 进阶优化：ttl=300五分钟过期保数据新鲜；clear()手动失效；cache_resource缓存模型对象（不序列化的大件）</w:t>
+      </w:r>
+    </w:p>
+    <w:p>
+      <w:pPr>
+        <w:spacing w:before="0" w:after="0"/>
+      </w:pPr>
+      <w:r>
+        <w:rPr>
+          <w:rFonts w:ascii="Times New Roman" w:hAnsi="Times New Roman" w:eastAsia="宋体"/>
+          <w:b w:val="0"/>
+          <w:sz w:val="12"/>
+        </w:rPr>
+      </w:r>
+    </w:p>
+    <w:p>
+      <w:pPr>
+        <w:spacing w:before="0" w:after="20"/>
+      </w:pPr>
+      <w:r>
+        <w:rPr>
+          <w:rFonts w:ascii="Times New Roman" w:hAnsi="Times New Roman" w:eastAsia="宋体"/>
+          <w:b/>
+          <w:color w:val="010328"/>
+          <w:sz w:val="22"/>
+        </w:rPr>
+        <w:t>B03 st.metric指标卡</w:t>
+      </w:r>
+    </w:p>
+    <w:p>
+      <w:pPr>
+        <w:spacing w:before="0" w:after="40"/>
+      </w:pPr>
+      <w:r>
+        <w:rPr>
+          <w:rFonts w:ascii="Times New Roman" w:hAnsi="Times New Roman" w:eastAsia="宋体"/>
+          <w:b w:val="0"/>
+          <w:sz w:val="21"/>
+        </w:rPr>
+        <w:t>1. 定义：st.metric=大字报KPI卡：数字+涨跌箭头一眼看板</w:t>
+      </w:r>
+    </w:p>
+    <w:p>
+      <w:pPr>
+        <w:spacing w:before="0" w:after="40"/>
+      </w:pPr>
+      <w:r>
+        <w:rPr>
+          <w:rFonts w:ascii="Times New Roman" w:hAnsi="Times New Roman" w:eastAsia="宋体"/>
+          <w:b w:val="0"/>
+          <w:sz w:val="21"/>
+        </w:rPr>
+        <w:t>2. 使用场景：KPI仪表盘的第一视觉元素——OEE/停机/产量三卡</w:t>
+      </w:r>
+    </w:p>
+    <w:p>
+      <w:pPr>
+        <w:spacing w:before="0" w:after="40"/>
+      </w:pPr>
+      <w:r>
+        <w:rPr>
+          <w:rFonts w:ascii="Times New Roman" w:hAnsi="Times New Roman" w:eastAsia="宋体"/>
+          <w:b w:val="0"/>
+          <w:sz w:val="21"/>
+        </w:rPr>
+        <w:t>3. 应用实例：c1.metric('OEE','87%',delta='+2%')</w:t>
+      </w:r>
+    </w:p>
+    <w:p>
+      <w:pPr>
+        <w:spacing w:before="0" w:after="40"/>
+      </w:pPr>
+      <w:r>
+        <w:rPr>
+          <w:rFonts w:ascii="Times New Roman" w:hAnsi="Times New Roman" w:eastAsia="宋体"/>
+          <w:b w:val="0"/>
+          <w:sz w:val="21"/>
+        </w:rPr>
+        <w:t>4. 扩展与误区：误区：delta正负好坏想当然——停机数上升是坏事，delta_color要对</w:t>
+      </w:r>
+    </w:p>
+    <w:p>
+      <w:pPr>
+        <w:spacing w:before="0" w:after="40"/>
+      </w:pPr>
+      <w:r>
+        <w:rPr>
+          <w:rFonts w:ascii="Times New Roman" w:hAnsi="Times New Roman" w:eastAsia="宋体"/>
+          <w:b w:val="0"/>
+          <w:sz w:val="21"/>
+        </w:rPr>
+        <w:t>5. 原理：st.metric指标卡=数字+涨跌箭头：大字号当前值、小三角环比变化——管理层一眼读数的原子组件</w:t>
+      </w:r>
+    </w:p>
+    <w:p>
+      <w:pPr>
+        <w:spacing w:before="0" w:after="40"/>
+      </w:pPr>
+      <w:r>
+        <w:rPr>
+          <w:rFonts w:ascii="Times New Roman" w:hAnsi="Times New Roman" w:eastAsia="宋体"/>
+          <w:b w:val="0"/>
+          <w:sz w:val="21"/>
+        </w:rPr>
+        <w:t>6. 判断依据：驾驶舱五个KPI（OEE/合格率/停机/能耗/报警）横排metric——比表格直观一个量级</w:t>
+      </w:r>
+    </w:p>
+    <w:p>
+      <w:pPr>
+        <w:spacing w:before="0" w:after="40"/>
+      </w:pPr>
+      <w:r>
+        <w:rPr>
+          <w:rFonts w:ascii="Times New Roman" w:hAnsi="Times New Roman" w:eastAsia="宋体"/>
+          <w:b w:val="0"/>
+          <w:sz w:val="21"/>
+        </w:rPr>
+        <w:t>7. 逐行解释：st.metric('合格率','98.2%','+0.4%') 值+delta；delta_color='inverse'跌为绿（报警类指标反向）；columns(5)五卡横排</w:t>
+      </w:r>
+    </w:p>
+    <w:p>
+      <w:pPr>
+        <w:spacing w:before="0" w:after="40"/>
+      </w:pPr>
+      <w:r>
+        <w:rPr>
+          <w:rFonts w:ascii="Times New Roman" w:hAnsi="Times New Roman" w:eastAsia="宋体"/>
+          <w:b w:val="0"/>
+          <w:sz w:val="21"/>
+        </w:rPr>
+        <w:t>8. 进阶优化：metric动态取数（df实时算）；st.column_config.ProgressColumn表格内进度条——进阶组件库</w:t>
+      </w:r>
+    </w:p>
+    <w:p>
+      <w:pPr>
+        <w:spacing w:before="0" w:after="0"/>
+      </w:pPr>
+      <w:r>
+        <w:rPr>
+          <w:rFonts w:ascii="Times New Roman" w:hAnsi="Times New Roman" w:eastAsia="宋体"/>
+          <w:b w:val="0"/>
+          <w:sz w:val="12"/>
+        </w:rPr>
+      </w:r>
+    </w:p>
+    <w:p>
+      <w:pPr>
+        <w:spacing w:before="0" w:after="20"/>
+      </w:pPr>
+      <w:r>
+        <w:rPr>
+          <w:rFonts w:ascii="Times New Roman" w:hAnsi="Times New Roman" w:eastAsia="宋体"/>
+          <w:b/>
+          <w:color w:val="010328"/>
+          <w:sz w:val="22"/>
+        </w:rPr>
+        <w:t>B04 Plotly交互图</w:t>
+      </w:r>
+    </w:p>
+    <w:p>
+      <w:pPr>
+        <w:spacing w:before="0" w:after="40"/>
+      </w:pPr>
+      <w:r>
+        <w:rPr>
+          <w:rFonts w:ascii="Times New Roman" w:hAnsi="Times New Roman" w:eastAsia="宋体"/>
+          <w:b w:val="0"/>
+          <w:sz w:val="21"/>
+        </w:rPr>
+        <w:t>1. 定义：Plotly=会动会说话的图：悬停看数/框选放大/图例开关</w:t>
+      </w:r>
+    </w:p>
+    <w:p>
+      <w:pPr>
+        <w:spacing w:before="0" w:after="40"/>
+      </w:pPr>
+      <w:r>
+        <w:rPr>
+          <w:rFonts w:ascii="Times New Roman" w:hAnsi="Times New Roman" w:eastAsia="宋体"/>
+          <w:b w:val="0"/>
+          <w:sz w:val="21"/>
+        </w:rPr>
+        <w:t>2. 使用场景：仪表盘交互图表——静态图给不了的能力</w:t>
+      </w:r>
+    </w:p>
+    <w:p>
+      <w:pPr>
+        <w:spacing w:before="0" w:after="40"/>
+      </w:pPr>
+      <w:r>
+        <w:rPr>
+          <w:rFonts w:ascii="Times New Roman" w:hAnsi="Times New Roman" w:eastAsia="宋体"/>
+          <w:b w:val="0"/>
+          <w:sz w:val="21"/>
+        </w:rPr>
+        <w:t>3. 应用实例：px.line(df, x='ts', y='temp') → st.plotly_chart(fig)</w:t>
+      </w:r>
+    </w:p>
+    <w:p>
+      <w:pPr>
+        <w:spacing w:before="0" w:after="40"/>
+      </w:pPr>
+      <w:r>
+        <w:rPr>
+          <w:rFonts w:ascii="Times New Roman" w:hAnsi="Times New Roman" w:eastAsia="宋体"/>
+          <w:b w:val="0"/>
+          <w:sz w:val="21"/>
+        </w:rPr>
+        <w:t>4. 扩展与误区：误区：matplotlib对象塞给plotly_chart——两套体系不互通，统一用一</w:t>
+      </w:r>
+    </w:p>
+    <w:p>
+      <w:pPr>
+        <w:spacing w:before="0" w:after="40"/>
+      </w:pPr>
+      <w:r>
+        <w:rPr>
+          <w:rFonts w:ascii="Times New Roman" w:hAnsi="Times New Roman" w:eastAsia="宋体"/>
+          <w:b w:val="0"/>
+          <w:sz w:val="21"/>
+        </w:rPr>
+        <w:t>5. 原理：Plotly交互图：悬浮看数值、框选缩放、双击复位——静态图matplotlib给报告，交互图Plotly给驾驶舱</w:t>
+      </w:r>
+    </w:p>
+    <w:p>
+      <w:pPr>
+        <w:spacing w:before="0" w:after="40"/>
+      </w:pPr>
+      <w:r>
+        <w:rPr>
+          <w:rFonts w:ascii="Times New Roman" w:hAnsi="Times New Roman" w:eastAsia="宋体"/>
+          <w:b w:val="0"/>
+          <w:sz w:val="21"/>
+        </w:rPr>
+        <w:t>6. 判断依据：趋势图要'拖动缩放查异常段'的场景用Plotly——中控大屏标配</w:t>
+      </w:r>
+    </w:p>
+    <w:p>
+      <w:pPr>
+        <w:spacing w:before="0" w:after="40"/>
+      </w:pPr>
+      <w:r>
+        <w:rPr>
+          <w:rFonts w:ascii="Times New Roman" w:hAnsi="Times New Roman" w:eastAsia="宋体"/>
+          <w:b w:val="0"/>
+          <w:sz w:val="21"/>
+        </w:rPr>
+        <w:t>7. 逐行解释：import plotly.express as px; px.line(df,x='ts',y='temp') 一行交互图；st.plotly_chart(fig)嵌入Streamlit——悬浮出数值条</w:t>
+      </w:r>
+    </w:p>
+    <w:p>
+      <w:pPr>
+        <w:spacing w:before="0" w:after="40"/>
+      </w:pPr>
+      <w:r>
+        <w:rPr>
+          <w:rFonts w:ascii="Times New Roman" w:hAnsi="Times New Roman" w:eastAsia="宋体"/>
+          <w:b w:val="0"/>
+          <w:sz w:val="21"/>
+        </w:rPr>
+        <w:t>8. 进阶优化：px.scatter_matrix多维散点矩阵；dark模板px.defaults.template='plotly_dark'贴大屏；fig.write_html导出可交互文件</w:t>
+      </w:r>
+    </w:p>
+    <w:p>
+      <w:pPr>
+        <w:spacing w:before="0" w:after="0"/>
+      </w:pPr>
+      <w:r>
+        <w:rPr>
+          <w:rFonts w:ascii="Times New Roman" w:hAnsi="Times New Roman" w:eastAsia="宋体"/>
+          <w:b w:val="0"/>
+          <w:sz w:val="12"/>
+        </w:rPr>
+      </w:r>
+    </w:p>
+    <w:p>
+      <w:pPr>
+        <w:spacing w:before="0" w:after="20"/>
+      </w:pPr>
+      <w:r>
+        <w:rPr>
+          <w:rFonts w:ascii="Times New Roman" w:hAnsi="Times New Roman" w:eastAsia="宋体"/>
+          <w:b/>
+          <w:color w:val="010328"/>
+          <w:sz w:val="22"/>
+        </w:rPr>
+        <w:t>B05 Jinja2模板</w:t>
+      </w:r>
+    </w:p>
+    <w:p>
+      <w:pPr>
+        <w:spacing w:before="0" w:after="40"/>
+      </w:pPr>
+      <w:r>
+        <w:rPr>
+          <w:rFonts w:ascii="Times New Roman" w:hAnsi="Times New Roman" w:eastAsia="宋体"/>
+          <w:b w:val="0"/>
+          <w:sz w:val="21"/>
+        </w:rPr>
+        <w:t>1. 定义：Jinja2=填空合同：{{变量}}挖坑，render时数据填坑</w:t>
+      </w:r>
+    </w:p>
+    <w:p>
+      <w:pPr>
+        <w:spacing w:before="0" w:after="40"/>
+      </w:pPr>
+      <w:r>
+        <w:rPr>
+          <w:rFonts w:ascii="Times New Roman" w:hAnsi="Times New Roman" w:eastAsia="宋体"/>
+          <w:b w:val="0"/>
+          <w:sz w:val="21"/>
+        </w:rPr>
+        <w:t>2. 使用场景：HTML日报模板一次写好，数据每天自动填</w:t>
+      </w:r>
+    </w:p>
+    <w:p>
+      <w:pPr>
+        <w:spacing w:before="0" w:after="40"/>
+      </w:pPr>
+      <w:r>
+        <w:rPr>
+          <w:rFonts w:ascii="Times New Roman" w:hAnsi="Times New Roman" w:eastAsia="宋体"/>
+          <w:b w:val="0"/>
+          <w:sz w:val="21"/>
+        </w:rPr>
+        <w:t>3. 应用实例：Template('…{{kpi}}…').render(kpi='87%')</w:t>
+      </w:r>
+    </w:p>
+    <w:p>
+      <w:pPr>
+        <w:spacing w:before="0" w:after="40"/>
+      </w:pPr>
+      <w:r>
+        <w:rPr>
+          <w:rFonts w:ascii="Times New Roman" w:hAnsi="Times New Roman" w:eastAsia="宋体"/>
+          <w:b w:val="0"/>
+          <w:sz w:val="21"/>
+        </w:rPr>
+        <w:t>4. 扩展与误区：误区：模板里拼SQL/逻辑——模板只管样式，逻辑留在Python侧</w:t>
+      </w:r>
+    </w:p>
+    <w:p>
+      <w:pPr>
+        <w:spacing w:before="0" w:after="40"/>
+      </w:pPr>
+      <w:r>
+        <w:rPr>
+          <w:rFonts w:ascii="Times New Roman" w:hAnsi="Times New Roman" w:eastAsia="宋体"/>
+          <w:b w:val="0"/>
+          <w:sz w:val="21"/>
+        </w:rPr>
+        <w:t>5. 原理：Jinja2模板=HTML里挖{{占位符}}，数据填坑渲染成最终页面——版式与数据分离，改版式不动代码</w:t>
+      </w:r>
+    </w:p>
+    <w:p>
+      <w:pPr>
+        <w:spacing w:before="0" w:after="40"/>
+      </w:pPr>
+      <w:r>
+        <w:rPr>
+          <w:rFonts w:ascii="Times New Roman" w:hAnsi="Times New Roman" w:eastAsia="宋体"/>
+          <w:b w:val="0"/>
+          <w:sz w:val="21"/>
+        </w:rPr>
+        <w:t>6. 判断依据：日报要邮件正文HTML版：模板写死骨架，每天只注入数字——同源双输出（PDF+邮件）</w:t>
+      </w:r>
+    </w:p>
+    <w:p>
+      <w:pPr>
+        <w:spacing w:before="0" w:after="40"/>
+      </w:pPr>
+      <w:r>
+        <w:rPr>
+          <w:rFonts w:ascii="Times New Roman" w:hAnsi="Times New Roman" w:eastAsia="宋体"/>
+          <w:b w:val="0"/>
+          <w:sz w:val="21"/>
+        </w:rPr>
+        <w:t>7. 逐行解释：Template(open('tpl.html').read()).render(kpis=kpis,rows=rows) 数据填{{kpis.oee}}——设计师改HTML，工程师管render</w:t>
+      </w:r>
+    </w:p>
+    <w:p>
+      <w:pPr>
+        <w:spacing w:before="0" w:after="40"/>
+      </w:pPr>
+      <w:r>
+        <w:rPr>
+          <w:rFonts w:ascii="Times New Roman" w:hAnsi="Times New Roman" w:eastAsia="宋体"/>
+          <w:b w:val="0"/>
+          <w:sz w:val="21"/>
+        </w:rPr>
+        <w:t>8. 进阶优化：模板过滤器{{x|round(2)}}；自动转义防注入（autoescape=True）；宏macro做组件复用——前端工程化最小集</w:t>
+      </w:r>
+    </w:p>
+    <w:p>
+      <w:pPr>
+        <w:spacing w:before="0" w:after="0"/>
+      </w:pPr>
+      <w:r>
+        <w:rPr>
+          <w:rFonts w:ascii="Times New Roman" w:hAnsi="Times New Roman" w:eastAsia="宋体"/>
+          <w:b w:val="0"/>
+          <w:sz w:val="12"/>
+        </w:rPr>
+      </w:r>
+    </w:p>
+    <w:p>
+      <w:pPr>
+        <w:spacing w:before="0" w:after="20"/>
+      </w:pPr>
+      <w:r>
+        <w:rPr>
+          <w:rFonts w:ascii="Times New Roman" w:hAnsi="Times New Roman" w:eastAsia="宋体"/>
+          <w:b/>
+          <w:color w:val="010328"/>
+          <w:sz w:val="22"/>
+        </w:rPr>
+        <w:t>B06 四段式日报</w:t>
+      </w:r>
+    </w:p>
+    <w:p>
+      <w:pPr>
+        <w:spacing w:before="0" w:after="40"/>
+      </w:pPr>
+      <w:r>
+        <w:rPr>
+          <w:rFonts w:ascii="Times New Roman" w:hAnsi="Times New Roman" w:eastAsia="宋体"/>
+          <w:b w:val="0"/>
+          <w:sz w:val="21"/>
+        </w:rPr>
+        <w:t>1. 定义：四段式=新闻倒金字塔：概览→分析→异常→附表（与02课W10同口径）</w:t>
+      </w:r>
+    </w:p>
+    <w:p>
+      <w:pPr>
+        <w:spacing w:before="0" w:after="40"/>
+      </w:pPr>
+      <w:r>
+        <w:rPr>
+          <w:rFonts w:ascii="Times New Roman" w:hAnsi="Times New Roman" w:eastAsia="宋体"/>
+          <w:b w:val="0"/>
+          <w:sz w:val="21"/>
+        </w:rPr>
+        <w:t>2. 使用场景：跨课统一口径：P3日报与02课PDF日报同构——一次学会两处复用</w:t>
+      </w:r>
+    </w:p>
+    <w:p>
+      <w:pPr>
+        <w:spacing w:before="0" w:after="40"/>
+      </w:pPr>
+      <w:r>
+        <w:rPr>
+          <w:rFonts w:ascii="Times New Roman" w:hAnsi="Times New Roman" w:eastAsia="宋体"/>
+          <w:b w:val="0"/>
+          <w:sz w:val="21"/>
+        </w:rPr>
+        <w:t>3. 应用实例：概览一段+分析一图+异常一表+附录数据</w:t>
+      </w:r>
+    </w:p>
+    <w:p>
+      <w:pPr>
+        <w:spacing w:before="0" w:after="40"/>
+      </w:pPr>
+      <w:r>
+        <w:rPr>
+          <w:rFonts w:ascii="Times New Roman" w:hAnsi="Times New Roman" w:eastAsia="宋体"/>
+          <w:b w:val="0"/>
+          <w:sz w:val="21"/>
+        </w:rPr>
+        <w:t>4. 扩展与误区：误区：两课各写一套格式——统一模板思维，资产可迁移</w:t>
+      </w:r>
+    </w:p>
+    <w:p>
+      <w:pPr>
+        <w:spacing w:before="0" w:after="40"/>
+      </w:pPr>
+      <w:r>
+        <w:rPr>
+          <w:rFonts w:ascii="Times New Roman" w:hAnsi="Times New Roman" w:eastAsia="宋体"/>
+          <w:b w:val="0"/>
+          <w:sz w:val="21"/>
+        </w:rPr>
+        <w:t>5. 原理：四段式日报=标题结论区→KPI表格区→趋势图区→异常明细区——'结论先行、证据随后、异常兜底'的读报动线</w:t>
+      </w:r>
+    </w:p>
+    <w:p>
+      <w:pPr>
+        <w:spacing w:before="0" w:after="40"/>
+      </w:pPr>
+      <w:r>
+        <w:rPr>
+          <w:rFonts w:ascii="Times New Roman" w:hAnsi="Times New Roman" w:eastAsia="宋体"/>
+          <w:b w:val="0"/>
+          <w:sz w:val="21"/>
+        </w:rPr>
+        <w:t>6. 判断依据：executive meeting 5分钟过报：先看结论行（合格率98.2%↑），要细节往下翻——版式服务决策速度</w:t>
+      </w:r>
+    </w:p>
+    <w:p>
+      <w:pPr>
+        <w:spacing w:before="0" w:after="40"/>
+      </w:pPr>
+      <w:r>
+        <w:rPr>
+          <w:rFonts w:ascii="Times New Roman" w:hAnsi="Times New Roman" w:eastAsia="宋体"/>
+          <w:b w:val="0"/>
+          <w:sz w:val="21"/>
+        </w:rPr>
+        <w:t>7. 逐行解释：st.header(f'{date} 生产日报') 标题；st.metric行KPI；st.plotly_chart趋势；st.dataframe(异常Top10) 明细——四段自上而下</w:t>
+      </w:r>
+    </w:p>
+    <w:p>
+      <w:pPr>
+        <w:spacing w:before="0" w:after="40"/>
+      </w:pPr>
+      <w:r>
+        <w:rPr>
+          <w:rFonts w:ascii="Times New Roman" w:hAnsi="Times New Roman" w:eastAsia="宋体"/>
+          <w:b w:val="0"/>
+          <w:sz w:val="21"/>
+        </w:rPr>
+        <w:t>8. 进阶优化：异常自动高亮（合格率&lt;95%标红）；st.download_button一键导出PDF——闭环到归档</w:t>
+      </w:r>
+    </w:p>
+    <w:p>
+      <w:pPr>
+        <w:spacing w:before="0" w:after="0"/>
+      </w:pPr>
+      <w:r>
+        <w:rPr>
+          <w:rFonts w:ascii="Times New Roman" w:hAnsi="Times New Roman" w:eastAsia="宋体"/>
+          <w:b w:val="0"/>
+          <w:sz w:val="12"/>
+        </w:rPr>
+      </w:r>
+    </w:p>
     <w:p>
       <w:pPr>
         <w:spacing w:before="200" w:after="80"/>
